--- a/education/evidencias_abet/INSTRUMENTO_ABET_LAB_02_PRUEBAS_CAMARA_KINOVA_VISION.docx
+++ b/education/evidencias_abet/INSTRUMENTO_ABET_LAB_02_PRUEBAS_CAMARA_KINOVA_VISION.docx
@@ -3848,7 +3848,7 @@
                 <w:b w:val="0"/>
                 <w:sz w:val="15"/>
               </w:rPr>
-              <w:t>Configura rmw_cyclonedds_cpp en ambos equipos, define cyclonedds.xml con interfaz wlan0, lanza el Monitor de Red (:8080) y verifica recepción remota fluida (&gt;= 20 Hz) en Dispositivo B.</w:t>
+              <w:t>Configura rmw_cyclonedds_cpp en ambos equipos, valida la selección de interfaz de cyclonedds.xml, lanza el Monitor de Red (:8080) y verifica recepción remota fluida (&gt;= 20 Hz) en Dispositivo B.</w:t>
             </w:r>
           </w:p>
         </w:tc>
